--- a/大数据统计方法/实验报告模版.docx
+++ b/大数据统计方法/实验报告模版.docx
@@ -196,14 +196,6 @@
           <w:szCs w:val="28"/>
           <w:u w:val="single"/>
         </w:rPr>
-        <w:t xml:space="preserve">       </w:t>
-      </w:r>
-      <w:r>
-        <w:rPr>
-          <w:sz w:val="28"/>
-          <w:szCs w:val="28"/>
-          <w:u w:val="single"/>
-        </w:rPr>
         <w:t xml:space="preserve"> </w:t>
       </w:r>
       <w:r>
@@ -211,6 +203,41 @@
           <w:rFonts w:hint="eastAsia"/>
           <w:sz w:val="28"/>
           <w:szCs w:val="28"/>
+          <w:u w:val="single"/>
+        </w:rPr>
+        <w:t>计算机</w:t>
+      </w:r>
+      <w:r>
+        <w:rPr>
+          <w:rFonts w:hint="eastAsia"/>
+          <w:sz w:val="28"/>
+          <w:szCs w:val="28"/>
+          <w:u w:val="single"/>
+        </w:rPr>
+        <w:t>2405</w:t>
+      </w:r>
+      <w:r>
+        <w:rPr>
+          <w:rFonts w:hint="eastAsia"/>
+          <w:sz w:val="28"/>
+          <w:szCs w:val="28"/>
+          <w:u w:val="single"/>
+        </w:rPr>
+        <w:t xml:space="preserve">   </w:t>
+      </w:r>
+      <w:r>
+        <w:rPr>
+          <w:sz w:val="28"/>
+          <w:szCs w:val="28"/>
+          <w:u w:val="single"/>
+        </w:rPr>
+        <w:t xml:space="preserve"> </w:t>
+      </w:r>
+      <w:r>
+        <w:rPr>
+          <w:rFonts w:hint="eastAsia"/>
+          <w:sz w:val="28"/>
+          <w:szCs w:val="28"/>
         </w:rPr>
         <w:t>姓名</w:t>
       </w:r>
@@ -221,7 +248,25 @@
           <w:szCs w:val="28"/>
           <w:u w:val="single"/>
         </w:rPr>
-        <w:t xml:space="preserve">        </w:t>
+        <w:t xml:space="preserve">   </w:t>
+      </w:r>
+      <w:r>
+        <w:rPr>
+          <w:rFonts w:hint="eastAsia"/>
+          <w:sz w:val="28"/>
+          <w:szCs w:val="28"/>
+          <w:u w:val="single"/>
+        </w:rPr>
+        <w:t>周钰杰</w:t>
+      </w:r>
+      <w:r>
+        <w:rPr>
+          <w:rFonts w:hint="eastAsia"/>
+          <w:sz w:val="28"/>
+          <w:szCs w:val="28"/>
+          <w:u w:val="single"/>
+        </w:rPr>
+        <w:t xml:space="preserve">  </w:t>
       </w:r>
       <w:r>
         <w:rPr>
@@ -246,7 +291,25 @@
           <w:szCs w:val="28"/>
           <w:u w:val="single"/>
         </w:rPr>
-        <w:t xml:space="preserve">          </w:t>
+        <w:t xml:space="preserve">     </w:t>
+      </w:r>
+      <w:r>
+        <w:rPr>
+          <w:rFonts w:hint="eastAsia"/>
+          <w:sz w:val="28"/>
+          <w:szCs w:val="28"/>
+          <w:u w:val="single"/>
+        </w:rPr>
+        <w:t>24031257</w:t>
+      </w:r>
+      <w:r>
+        <w:rPr>
+          <w:rFonts w:hint="eastAsia"/>
+          <w:sz w:val="28"/>
+          <w:szCs w:val="28"/>
+          <w:u w:val="single"/>
+        </w:rPr>
+        <w:t xml:space="preserve">    </w:t>
       </w:r>
       <w:r>
         <w:rPr>
@@ -271,7 +334,25 @@
           <w:szCs w:val="28"/>
           <w:u w:val="single"/>
         </w:rPr>
-        <w:t xml:space="preserve">       </w:t>
+        <w:t xml:space="preserve">   </w:t>
+      </w:r>
+      <w:r>
+        <w:rPr>
+          <w:rFonts w:hint="eastAsia"/>
+          <w:sz w:val="28"/>
+          <w:szCs w:val="28"/>
+          <w:u w:val="single"/>
+        </w:rPr>
+        <w:t>计算机科学与技术</w:t>
+      </w:r>
+      <w:r>
+        <w:rPr>
+          <w:rFonts w:hint="eastAsia"/>
+          <w:sz w:val="28"/>
+          <w:szCs w:val="28"/>
+          <w:u w:val="single"/>
+        </w:rPr>
+        <w:t xml:space="preserve">    </w:t>
       </w:r>
       <w:r>
         <w:rPr>
@@ -315,7 +396,25 @@
           <w:szCs w:val="28"/>
           <w:u w:val="single"/>
         </w:rPr>
-        <w:t xml:space="preserve">     </w:t>
+        <w:t xml:space="preserve">   </w:t>
+      </w:r>
+      <w:r>
+        <w:rPr>
+          <w:rFonts w:hint="eastAsia"/>
+          <w:sz w:val="28"/>
+          <w:szCs w:val="28"/>
+          <w:u w:val="single"/>
+        </w:rPr>
+        <w:t>2026</w:t>
+      </w:r>
+      <w:r>
+        <w:rPr>
+          <w:rFonts w:hint="eastAsia"/>
+          <w:sz w:val="28"/>
+          <w:szCs w:val="28"/>
+          <w:u w:val="single"/>
+        </w:rPr>
+        <w:t xml:space="preserve">  </w:t>
       </w:r>
       <w:r>
         <w:rPr>
@@ -442,7 +541,25 @@
           <w:szCs w:val="28"/>
           <w:u w:val="single"/>
         </w:rPr>
-        <w:t xml:space="preserve">     </w:t>
+        <w:t xml:space="preserve">   </w:t>
+      </w:r>
+      <w:r>
+        <w:rPr>
+          <w:rFonts w:hint="eastAsia"/>
+          <w:sz w:val="28"/>
+          <w:szCs w:val="28"/>
+          <w:u w:val="single"/>
+        </w:rPr>
+        <w:t>2026</w:t>
+      </w:r>
+      <w:r>
+        <w:rPr>
+          <w:rFonts w:hint="eastAsia"/>
+          <w:sz w:val="28"/>
+          <w:szCs w:val="28"/>
+          <w:u w:val="single"/>
+        </w:rPr>
+        <w:t xml:space="preserve">  </w:t>
       </w:r>
       <w:r>
         <w:rPr>
@@ -518,15 +635,7 @@
           <w:sz w:val="28"/>
           <w:szCs w:val="28"/>
         </w:rPr>
-        <w:t>实验</w:t>
-      </w:r>
-      <w:r>
-        <w:rPr>
-          <w:rFonts w:hint="eastAsia"/>
-          <w:sz w:val="28"/>
-          <w:szCs w:val="28"/>
-        </w:rPr>
-        <w:t>名称：</w:t>
+        <w:t>实验名称：</w:t>
       </w:r>
       <w:r>
         <w:rPr>
@@ -552,7 +661,52 @@
           <w:szCs w:val="28"/>
           <w:u w:val="single"/>
         </w:rPr>
-        <w:t xml:space="preserve">           </w:t>
+        <w:t xml:space="preserve">    </w:t>
+      </w:r>
+      <w:r>
+        <w:rPr>
+          <w:rFonts w:hint="eastAsia"/>
+          <w:sz w:val="28"/>
+          <w:szCs w:val="28"/>
+          <w:u w:val="single"/>
+        </w:rPr>
+        <w:t>教</w:t>
+      </w:r>
+      <w:r>
+        <w:rPr>
+          <w:rFonts w:hint="eastAsia"/>
+          <w:sz w:val="28"/>
+          <w:szCs w:val="28"/>
+          <w:u w:val="single"/>
+        </w:rPr>
+        <w:t>2</w:t>
+      </w:r>
+      <w:r>
+        <w:rPr>
+          <w:rFonts w:hint="eastAsia"/>
+          <w:sz w:val="28"/>
+          <w:szCs w:val="28"/>
+          <w:u w:val="single"/>
+        </w:rPr>
+        <w:t>—</w:t>
+      </w:r>
+      <w:r>
+        <w:rPr>
+          <w:rFonts w:hint="eastAsia"/>
+          <w:sz w:val="28"/>
+          <w:szCs w:val="28"/>
+          <w:u w:val="single"/>
+        </w:rPr>
+        <w:t>110</w:t>
+      </w:r>
+      <w:r>
+        <w:rPr>
+          <w:rFonts w:hint="eastAsia"/>
+          <w:sz w:val="28"/>
+          <w:szCs w:val="28"/>
+          <w:u w:val="single"/>
+        </w:rPr>
+        <w:t xml:space="preserve">       </w:t>
       </w:r>
     </w:p>
     <w:p>
@@ -763,35 +917,13 @@
       <w:r>
         <w:rPr>
           <w:rStyle w:val="bigtitle1"/>
-          <w:rFonts w:ascii="Arial" w:eastAsia="黑体" w:hAnsi="Arial"/>
-          <w:b/>
-          <w:bCs/>
-          <w:sz w:val="28"/>
-          <w:szCs w:val="28"/>
-        </w:rPr>
-        <w:t>实验</w:t>
-      </w:r>
-      <w:r>
-        <w:rPr>
-          <w:rStyle w:val="bigtitle1"/>
           <w:rFonts w:ascii="Arial" w:eastAsia="黑体" w:hAnsi="Arial" w:hint="default"/>
           <w:b/>
           <w:bCs/>
           <w:sz w:val="28"/>
           <w:szCs w:val="28"/>
         </w:rPr>
-        <w:t>过程</w:t>
-      </w:r>
-      <w:r>
-        <w:rPr>
-          <w:rStyle w:val="bigtitle1"/>
-          <w:rFonts w:ascii="Arial" w:eastAsia="黑体" w:hAnsi="Arial"/>
-          <w:b/>
-          <w:bCs/>
-          <w:sz w:val="28"/>
-          <w:szCs w:val="28"/>
-        </w:rPr>
-        <w:t>记录</w:t>
+        <w:t>实验过程记录</w:t>
       </w:r>
     </w:p>
     <w:p/>
